--- a/Electrotechnics and Electrical Machines/Voltage_Divider_AntohiAndiIonel_2111C L4.docx
+++ b/Electrotechnics and Electrical Machines/Voltage_Divider_AntohiAndiIonel_2111C L4.docx
@@ -1,11 +1,6 @@
 
 <file path=word/document.xml><?xml version="1.0" encoding="utf-8"?>
 <w:document xmlns:wpc="http://schemas.microsoft.com/office/word/2010/wordprocessingCanvas" xmlns:cx="http://schemas.microsoft.com/office/drawing/2014/chartex" xmlns:cx1="http://schemas.microsoft.com/office/drawing/2015/9/8/chartex" xmlns:cx2="http://schemas.microsoft.com/office/drawing/2015/10/21/chartex" xmlns:cx3="http://schemas.microsoft.com/office/drawing/2016/5/9/chartex" xmlns:cx4="http://schemas.microsoft.com/office/drawing/2016/5/10/chartex" xmlns:cx5="http://schemas.microsoft.com/office/drawing/2016/5/11/chartex" xmlns:cx6="http://schemas.microsoft.com/office/drawing/2016/5/12/chartex" xmlns:cx7="http://schemas.microsoft.com/office/drawing/2016/5/13/chartex" xmlns:cx8="http://schemas.microsoft.com/office/drawing/2016/5/14/chartex" xmlns:mc="http://schemas.openxmlformats.org/markup-compatibility/2006" xmlns:aink="http://schemas.microsoft.com/office/drawing/2016/ink" xmlns:am3d="http://schemas.microsoft.com/office/drawing/2017/model3d" xmlns:o="urn:schemas-microsoft-com:office:office" xmlns:oel="http://schemas.microsoft.com/office/2019/extlst" xmlns:r="http://schemas.openxmlformats.org/officeDocument/2006/relationships" xmlns:m="http://schemas.openxmlformats.org/officeDocument/2006/math" xmlns:v="urn:schemas-microsoft-com:vml" xmlns:wp14="http://schemas.microsoft.com/office/word/2010/wordprocessingDrawing" xmlns:wp="http://schemas.openxmlformats.org/drawingml/2006/wordprocessingDrawing" xmlns:w10="urn:schemas-microsoft-com:office:word" xmlns:w="http://schemas.openxmlformats.org/wordprocessingml/2006/main" xmlns:w14="http://schemas.microsoft.com/office/word/2010/wordml" xmlns:w15="http://schemas.microsoft.com/office/word/2012/wordml" xmlns:w16cex="http://schemas.microsoft.com/office/word/2018/wordml/cex" xmlns:w16cid="http://schemas.microsoft.com/office/word/2016/wordml/cid" xmlns:w16="http://schemas.microsoft.com/office/word/2018/wordml" xmlns:w16du="http://schemas.microsoft.com/office/word/2023/wordml/word16du" xmlns:w16sdtdh="http://schemas.microsoft.com/office/word/2020/wordml/sdtdatahash" xmlns:w16sdtfl="http://schemas.microsoft.com/office/word/2024/wordml/sdtformatlock" xmlns:w16se="http://schemas.microsoft.com/office/word/2015/wordml/symex" xmlns:wpg="http://schemas.microsoft.com/office/word/2010/wordprocessingGroup" xmlns:wpi="http://schemas.microsoft.com/office/word/2010/wordprocessingInk" xmlns:wne="http://schemas.microsoft.com/office/word/2006/wordml" xmlns:wps="http://schemas.microsoft.com/office/word/2010/wordprocessingShape" mc:Ignorable="w14 w15 w16se w16cid w16 w16cex w16sdtdh w16sdtfl w16du wp14">
-  <w:background w:color="FFFFFF">
-    <v:background id="_x0000_s2049" o:bwmode="white" o:targetscreensize="1024,768">
-      <v:fill r:id="rId2" o:title="poza2" recolor="t" type="frame"/>
-    </v:background>
-  </w:background>
   <w:body>
     <w:p>
       <w:pPr>
@@ -14,107 +9,10 @@
       <w:r>
         <w:rPr>
           <w:noProof/>
+          <w:color w:val="66FF33"/>
         </w:rPr>
         <w:drawing>
-          <wp:anchor distT="0" distB="0" distL="114300" distR="114300" simplePos="0" relativeHeight="251658240" behindDoc="0" locked="0" layoutInCell="1" allowOverlap="1" wp14:anchorId="4AEB5150" wp14:editId="343E6D22">
-            <wp:simplePos x="0" y="0"/>
-            <wp:positionH relativeFrom="column">
-              <wp:posOffset>4677410</wp:posOffset>
-            </wp:positionH>
-            <wp:positionV relativeFrom="paragraph">
-              <wp:posOffset>171450</wp:posOffset>
-            </wp:positionV>
-            <wp:extent cx="1083945" cy="1083310"/>
-            <wp:effectExtent l="152400" t="171450" r="154305" b="802640"/>
-            <wp:wrapSquare wrapText="bothSides"/>
-            <wp:docPr id="2" name="Picture 2"/>
-            <wp:cNvGraphicFramePr>
-              <a:graphicFrameLocks xmlns:a="http://schemas.openxmlformats.org/drawingml/2006/main" noChangeAspect="1"/>
-            </wp:cNvGraphicFramePr>
-            <a:graphic xmlns:a="http://schemas.openxmlformats.org/drawingml/2006/main">
-              <a:graphicData uri="http://schemas.openxmlformats.org/drawingml/2006/picture">
-                <pic:pic xmlns:pic="http://schemas.openxmlformats.org/drawingml/2006/picture">
-                  <pic:nvPicPr>
-                    <pic:cNvPr id="2" name="Picture 2"/>
-                    <pic:cNvPicPr/>
-                  </pic:nvPicPr>
-                  <pic:blipFill>
-                    <a:blip r:embed="rId7" cstate="print">
-                      <a:extLst>
-                        <a:ext uri="{BEBA8EAE-BF5A-486C-A8C5-ECC9F3942E4B}">
-                          <a14:imgProps xmlns:a14="http://schemas.microsoft.com/office/drawing/2010/main">
-                            <a14:imgLayer r:embed="rId8">
-                              <a14:imgEffect>
-                                <a14:backgroundRemoval t="1080" b="98173" l="332" r="98506">
-                                  <a14:foregroundMark x1="49710" y1="1080" x2="49710" y2="1080"/>
-                                  <a14:foregroundMark x1="332" y1="48090" x2="332" y2="48090"/>
-                                  <a14:foregroundMark x1="49544" y1="98173" x2="49544" y2="98173"/>
-                                  <a14:foregroundMark x1="98506" y1="49585" x2="98506" y2="49585"/>
-                                </a14:backgroundRemoval>
-                              </a14:imgEffect>
-                            </a14:imgLayer>
-                          </a14:imgProps>
-                        </a:ext>
-                        <a:ext uri="{28A0092B-C50C-407E-A947-70E740481C1C}">
-                          <a14:useLocalDpi xmlns:a14="http://schemas.microsoft.com/office/drawing/2010/main" val="0"/>
-                        </a:ext>
-                      </a:extLst>
-                    </a:blip>
-                    <a:stretch>
-                      <a:fillRect/>
-                    </a:stretch>
-                  </pic:blipFill>
-                  <pic:spPr>
-                    <a:xfrm>
-                      <a:off x="0" y="0"/>
-                      <a:ext cx="1083945" cy="1083310"/>
-                    </a:xfrm>
-                    <a:prstGeom prst="ellipse">
-                      <a:avLst/>
-                    </a:prstGeom>
-                    <a:ln w="63500" cap="rnd">
-                      <a:solidFill>
-                        <a:schemeClr val="tx1"/>
-                      </a:solidFill>
-                    </a:ln>
-                    <a:effectLst>
-                      <a:glow rad="101600">
-                        <a:srgbClr val="00FF99">
-                          <a:alpha val="60000"/>
-                        </a:srgbClr>
-                      </a:glow>
-                      <a:outerShdw blurRad="381000" dist="292100" dir="5400000" sx="-80000" sy="-18000" rotWithShape="0">
-                        <a:srgbClr val="000000">
-                          <a:alpha val="22000"/>
-                        </a:srgbClr>
-                      </a:outerShdw>
-                    </a:effectLst>
-                    <a:scene3d>
-                      <a:camera prst="orthographicFront"/>
-                      <a:lightRig rig="contrasting" dir="t">
-                        <a:rot lat="0" lon="0" rev="3000000"/>
-                      </a:lightRig>
-                    </a:scene3d>
-                    <a:sp3d contourW="7620">
-                      <a:bevelT w="95250" h="31750"/>
-                      <a:contourClr>
-                        <a:srgbClr val="333333"/>
-                      </a:contourClr>
-                    </a:sp3d>
-                  </pic:spPr>
-                </pic:pic>
-              </a:graphicData>
-            </a:graphic>
-          </wp:anchor>
-        </w:drawing>
-      </w:r>
-      <w:r>
-        <w:rPr>
-          <w:noProof/>
-          <w:color w:val="66FF33"/>
-        </w:rPr>
-        <w:drawing>
-          <wp:anchor distT="0" distB="0" distL="114300" distR="114300" simplePos="0" relativeHeight="251659264" behindDoc="0" locked="0" layoutInCell="1" allowOverlap="1" wp14:anchorId="42152EC3" wp14:editId="272C3352">
+          <wp:anchor distT="0" distB="0" distL="114300" distR="114300" simplePos="0" relativeHeight="251659264" behindDoc="0" locked="0" layoutInCell="1" allowOverlap="1" wp14:anchorId="42152EC3" wp14:editId="2120ED4B">
             <wp:simplePos x="0" y="0"/>
             <wp:positionH relativeFrom="margin">
               <wp:posOffset>1857375</wp:posOffset>
@@ -137,7 +35,7 @@
                     <pic:cNvPicPr/>
                   </pic:nvPicPr>
                   <pic:blipFill>
-                    <a:blip r:embed="rId9">
+                    <a:blip r:embed="rId6">
                       <a:extLst>
                         <a:ext uri="{28A0092B-C50C-407E-A947-70E740481C1C}">
                           <a14:useLocalDpi xmlns:a14="http://schemas.microsoft.com/office/drawing/2010/main" val="0"/>
@@ -202,6 +100,36 @@
     <w:p/>
     <w:p/>
     <w:p/>
+    <w:p>
+      <w:pPr>
+        <w:rPr>
+          <w:b/>
+          <w:bCs/>
+          <w:sz w:val="36"/>
+          <w:szCs w:val="36"/>
+        </w:rPr>
+      </w:pPr>
+    </w:p>
+    <w:p>
+      <w:pPr>
+        <w:rPr>
+          <w:b/>
+          <w:bCs/>
+          <w:sz w:val="36"/>
+          <w:szCs w:val="36"/>
+        </w:rPr>
+      </w:pPr>
+    </w:p>
+    <w:p>
+      <w:pPr>
+        <w:rPr>
+          <w:b/>
+          <w:bCs/>
+          <w:sz w:val="36"/>
+          <w:szCs w:val="36"/>
+        </w:rPr>
+      </w:pPr>
+    </w:p>
     <w:p>
       <w:pPr>
         <w:rPr>
@@ -971,20 +899,14 @@
       </m:oMath>
     </w:p>
     <w:sectPr>
-      <w:headerReference w:type="even" r:id="rId10"/>
-      <w:headerReference w:type="default" r:id="rId11"/>
-      <w:footerReference w:type="even" r:id="rId12"/>
-      <w:footerReference w:type="default" r:id="rId13"/>
-      <w:headerReference w:type="first" r:id="rId14"/>
-      <w:footerReference w:type="first" r:id="rId15"/>
+      <w:headerReference w:type="even" r:id="rId7"/>
+      <w:headerReference w:type="default" r:id="rId8"/>
+      <w:footerReference w:type="even" r:id="rId9"/>
+      <w:footerReference w:type="default" r:id="rId10"/>
+      <w:headerReference w:type="first" r:id="rId11"/>
+      <w:footerReference w:type="first" r:id="rId12"/>
       <w:pgSz w:w="11906" w:h="16838"/>
       <w:pgMar w:top="1440" w:right="1440" w:bottom="1440" w:left="1440" w:header="708" w:footer="708" w:gutter="0"/>
-      <w:pgBorders w:offsetFrom="page">
-        <w:top w:val="single" w:sz="4" w:space="24" w:color="00FF99" w:shadow="1"/>
-        <w:left w:val="single" w:sz="4" w:space="24" w:color="00FF99" w:shadow="1"/>
-        <w:bottom w:val="single" w:sz="4" w:space="24" w:color="00FF99" w:shadow="1"/>
-        <w:right w:val="single" w:sz="4" w:space="24" w:color="00FF99" w:shadow="1"/>
-      </w:pgBorders>
       <w:cols w:space="708"/>
       <w:docGrid w:linePitch="360"/>
     </w:sectPr>
@@ -1124,177 +1046,6 @@
     <w:pPr>
       <w:pStyle w:val="Header"/>
     </w:pPr>
-    <w:sdt>
-      <w:sdtPr>
-        <w:id w:val="-1577117986"/>
-        <w:docPartObj>
-          <w:docPartGallery w:val="Page Numbers (Margins)"/>
-          <w:docPartUnique/>
-        </w:docPartObj>
-      </w:sdtPr>
-      <w:sdtContent>
-        <w:r>
-          <w:rPr>
-            <w:noProof/>
-          </w:rPr>
-          <mc:AlternateContent>
-            <mc:Choice Requires="wps">
-              <w:drawing>
-                <wp:anchor distT="0" distB="0" distL="114300" distR="114300" simplePos="0" relativeHeight="251665408" behindDoc="0" locked="0" layoutInCell="0" allowOverlap="1" wp14:anchorId="0F48DB28" wp14:editId="5E01CF35">
-                  <wp:simplePos x="0" y="0"/>
-                  <wp:positionH relativeFrom="leftMargin">
-                    <wp:align>left</wp:align>
-                  </wp:positionH>
-                  <mc:AlternateContent>
-                    <mc:Choice Requires="wp14">
-                      <wp:positionV relativeFrom="margin">
-                        <wp14:pctPosVOffset>10000</wp14:pctPosVOffset>
-                      </wp:positionV>
-                    </mc:Choice>
-                    <mc:Fallback>
-                      <wp:positionV relativeFrom="page">
-                        <wp:posOffset>1800225</wp:posOffset>
-                      </wp:positionV>
-                    </mc:Fallback>
-                  </mc:AlternateContent>
-                  <wp:extent cx="819150" cy="433705"/>
-                  <wp:effectExtent l="0" t="0" r="0" b="4445"/>
-                  <wp:wrapNone/>
-                  <wp:docPr id="4" name="Rectangle 4"/>
-                  <wp:cNvGraphicFramePr>
-                    <a:graphicFrameLocks xmlns:a="http://schemas.openxmlformats.org/drawingml/2006/main"/>
-                  </wp:cNvGraphicFramePr>
-                  <a:graphic xmlns:a="http://schemas.openxmlformats.org/drawingml/2006/main">
-                    <a:graphicData uri="http://schemas.microsoft.com/office/word/2010/wordprocessingShape">
-                      <wps:wsp>
-                        <wps:cNvSpPr>
-                          <a:spLocks noChangeArrowheads="1"/>
-                        </wps:cNvSpPr>
-                        <wps:spPr bwMode="auto">
-                          <a:xfrm>
-                            <a:off x="0" y="0"/>
-                            <a:ext cx="819150" cy="433705"/>
-                          </a:xfrm>
-                          <a:prstGeom prst="rect">
-                            <a:avLst/>
-                          </a:prstGeom>
-                          <a:solidFill>
-                            <a:srgbClr val="FFFFFF"/>
-                          </a:solidFill>
-                          <a:ln>
-                            <a:noFill/>
-                          </a:ln>
-                          <a:extLst>
-                            <a:ext uri="{91240B29-F687-4F45-9708-019B960494DF}">
-                              <a14:hiddenLine xmlns:a14="http://schemas.microsoft.com/office/drawing/2010/main" w="9525">
-                                <a:solidFill>
-                                  <a:srgbClr val="000000"/>
-                                </a:solidFill>
-                                <a:miter lim="800000"/>
-                                <a:headEnd/>
-                                <a:tailEnd/>
-                              </a14:hiddenLine>
-                            </a:ext>
-                          </a:extLst>
-                        </wps:spPr>
-                        <wps:txbx>
-                          <w:txbxContent>
-                            <w:p>
-                              <w:pPr>
-                                <w:pBdr>
-                                  <w:top w:val="single" w:sz="4" w:space="1" w:color="D8D8D8" w:themeColor="background1" w:themeShade="D8"/>
-                                </w:pBdr>
-                                <w:jc w:val="right"/>
-                              </w:pPr>
-                              <w:r>
-                                <w:t xml:space="preserve">Page | </w:t>
-                              </w:r>
-                              <w:r>
-                                <w:fldChar w:fldCharType="begin"/>
-                              </w:r>
-                              <w:r>
-                                <w:instrText xml:space="preserve"> PAGE   \* MERGEFORMAT </w:instrText>
-                              </w:r>
-                              <w:r>
-                                <w:fldChar w:fldCharType="separate"/>
-                              </w:r>
-                              <w:r>
-                                <w:rPr>
-                                  <w:noProof/>
-                                </w:rPr>
-                                <w:t>2</w:t>
-                              </w:r>
-                              <w:r>
-                                <w:rPr>
-                                  <w:noProof/>
-                                </w:rPr>
-                                <w:fldChar w:fldCharType="end"/>
-                              </w:r>
-                            </w:p>
-                          </w:txbxContent>
-                        </wps:txbx>
-                        <wps:bodyPr rot="0" vert="horz" wrap="square" lIns="0" tIns="45720" rIns="0" bIns="45720" anchor="t" anchorCtr="0" upright="1">
-                          <a:spAutoFit/>
-                        </wps:bodyPr>
-                      </wps:wsp>
-                    </a:graphicData>
-                  </a:graphic>
-                  <wp14:sizeRelH relativeFrom="leftMargin">
-                    <wp14:pctWidth>90000</wp14:pctWidth>
-                  </wp14:sizeRelH>
-                  <wp14:sizeRelV relativeFrom="page">
-                    <wp14:pctHeight>0</wp14:pctHeight>
-                  </wp14:sizeRelV>
-                </wp:anchor>
-              </w:drawing>
-            </mc:Choice>
-            <mc:Fallback>
-              <w:pict>
-                <v:rect w14:anchorId="0F48DB28" id="Rectangle 4" o:spid="_x0000_s1026" style="position:absolute;margin-left:0;margin-top:0;width:64.5pt;height:34.15pt;z-index:251665408;visibility:visible;mso-wrap-style:square;mso-width-percent:900;mso-height-percent:0;mso-top-percent:100;mso-wrap-distance-left:9pt;mso-wrap-distance-top:0;mso-wrap-distance-right:9pt;mso-wrap-distance-bottom:0;mso-position-horizontal:left;mso-position-horizontal-relative:left-margin-area;mso-position-vertical-relative:margin;mso-width-percent:900;mso-height-percent:0;mso-top-percent:100;mso-width-relative:left-margin-area;mso-height-relative:page;v-text-anchor:top" o:gfxdata="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" o:allowincell="f" stroked="f">
-                  <v:textbox style="mso-fit-shape-to-text:t" inset="0,,0">
-                    <w:txbxContent>
-                      <w:p>
-                        <w:pPr>
-                          <w:pBdr>
-                            <w:top w:val="single" w:sz="4" w:space="1" w:color="D8D8D8" w:themeColor="background1" w:themeShade="D8"/>
-                          </w:pBdr>
-                          <w:jc w:val="right"/>
-                        </w:pPr>
-                        <w:r>
-                          <w:t xml:space="preserve">Page | </w:t>
-                        </w:r>
-                        <w:r>
-                          <w:fldChar w:fldCharType="begin"/>
-                        </w:r>
-                        <w:r>
-                          <w:instrText xml:space="preserve"> PAGE   \* MERGEFORMAT </w:instrText>
-                        </w:r>
-                        <w:r>
-                          <w:fldChar w:fldCharType="separate"/>
-                        </w:r>
-                        <w:r>
-                          <w:rPr>
-                            <w:noProof/>
-                          </w:rPr>
-                          <w:t>2</w:t>
-                        </w:r>
-                        <w:r>
-                          <w:rPr>
-                            <w:noProof/>
-                          </w:rPr>
-                          <w:fldChar w:fldCharType="end"/>
-                        </w:r>
-                      </w:p>
-                    </w:txbxContent>
-                  </v:textbox>
-                  <w10:wrap anchorx="margin" anchory="margin"/>
-                </v:rect>
-              </w:pict>
-            </mc:Fallback>
-          </mc:AlternateContent>
-        </w:r>
-      </w:sdtContent>
-    </w:sdt>
     <w:r>
       <w:rPr>
         <w:noProof/>
@@ -1789,6 +1540,7 @@
   <w:style w:type="character" w:default="1" w:styleId="DefaultParagraphFont">
     <w:name w:val="Default Paragraph Font"/>
     <w:uiPriority w:val="1"/>
+    <w:semiHidden/>
     <w:unhideWhenUsed/>
   </w:style>
   <w:style w:type="table" w:default="1" w:styleId="TableNormal">
